--- a/docs/manuals/Buddy Owner Guide.docx
+++ b/docs/manuals/Buddy Owner Guide.docx
@@ -2081,7 +2081,7 @@
     </w:p>
     <w:p>
       <w:r>
-        <w:t>This guide describes production release 2026101701. The project README explains the supported hardware, firmware behavior, release files, and third-party licensing. Buddy application source is not included in the freeware package.</w:t>
+        <w:t>This guide describes production release 2026101701. The project README explains the supported hardware, firmware behavior, release files, and third-party licensing. Buddy’s source is available under the MIT License; third-party components retain their own terms.</w:t>
       </w:r>
     </w:p>
     <w:sectPr>
